--- a/Manuals/Мануал по frontend.docx
+++ b/Manuals/Мануал по frontend.docx
@@ -20,8 +20,9 @@
           <w:bCs/>
           <w:sz w:val="28"/>
           <w:szCs w:val="28"/>
-        </w:rPr>
-        <w:t xml:space="preserve">Мануал по </w:t>
+          <w:lang w:val="ru-RU"/>
+        </w:rPr>
+        <w:t xml:space="preserve">Справочник по </w:t>
       </w:r>
       <w:r>
         <w:rPr>
@@ -33,6 +34,1532 @@
           <w:lang w:val="en-US"/>
         </w:rPr>
         <w:t>Frontend</w:t>
+      </w:r>
+    </w:p>
+    <w:p>
+      <w:pPr>
+        <w:ind w:left="720"/>
+        <w:rPr>
+          <w:rFonts w:ascii="Times New Roman" w:hAnsi="Times New Roman" w:cs="Times New Roman"/>
+          <w:sz w:val="28"/>
+          <w:szCs w:val="28"/>
+          <w:lang w:val="ru-RU"/>
+        </w:rPr>
+      </w:pPr>
+      <w:r>
+        <w:rPr>
+          <w:rFonts w:ascii="Times New Roman" w:hAnsi="Times New Roman" w:cs="Times New Roman"/>
+          <w:sz w:val="28"/>
+          <w:szCs w:val="28"/>
+          <w:lang w:val="ru-RU"/>
+        </w:rPr>
+        <w:t xml:space="preserve">1. </w:t>
+      </w:r>
+      <w:r>
+        <w:rPr>
+          <w:lang w:val="ru-RU"/>
+        </w:rPr>
+        <w:drawing>
+          <wp:anchor distT="0" distB="0" distL="114300" distR="114300" simplePos="0" relativeHeight="251658240" behindDoc="0" locked="0" layoutInCell="1" allowOverlap="1" wp14:anchorId="22E70F72" wp14:editId="38659747">
+            <wp:simplePos x="0" y="0"/>
+            <wp:positionH relativeFrom="column">
+              <wp:posOffset>-1833</wp:posOffset>
+            </wp:positionH>
+            <wp:positionV relativeFrom="paragraph">
+              <wp:posOffset>1761</wp:posOffset>
+            </wp:positionV>
+            <wp:extent cx="2082355" cy="8432440"/>
+            <wp:effectExtent l="0" t="0" r="0" b="6985"/>
+            <wp:wrapSquare wrapText="bothSides"/>
+            <wp:docPr id="1" name="Рисунок 1"/>
+            <wp:cNvGraphicFramePr>
+              <a:graphicFrameLocks xmlns:a="http://schemas.openxmlformats.org/drawingml/2006/main" noChangeAspect="1"/>
+            </wp:cNvGraphicFramePr>
+            <a:graphic xmlns:a="http://schemas.openxmlformats.org/drawingml/2006/main">
+              <a:graphicData uri="http://schemas.openxmlformats.org/drawingml/2006/picture">
+                <pic:pic xmlns:pic="http://schemas.openxmlformats.org/drawingml/2006/picture">
+                  <pic:nvPicPr>
+                    <pic:cNvPr id="1" name=""/>
+                    <pic:cNvPicPr/>
+                  </pic:nvPicPr>
+                  <pic:blipFill>
+                    <a:blip r:embed="rId5">
+                      <a:extLst>
+                        <a:ext uri="{28A0092B-C50C-407E-A947-70E740481C1C}">
+                          <a14:useLocalDpi xmlns:a14="http://schemas.microsoft.com/office/drawing/2010/main" val="0"/>
+                        </a:ext>
+                      </a:extLst>
+                    </a:blip>
+                    <a:stretch>
+                      <a:fillRect/>
+                    </a:stretch>
+                  </pic:blipFill>
+                  <pic:spPr>
+                    <a:xfrm>
+                      <a:off x="0" y="0"/>
+                      <a:ext cx="2082355" cy="8432440"/>
+                    </a:xfrm>
+                    <a:prstGeom prst="rect">
+                      <a:avLst/>
+                    </a:prstGeom>
+                  </pic:spPr>
+                </pic:pic>
+              </a:graphicData>
+            </a:graphic>
+          </wp:anchor>
+        </w:drawing>
+      </w:r>
+      <w:r>
+        <w:rPr>
+          <w:rFonts w:ascii="Times New Roman" w:hAnsi="Times New Roman" w:cs="Times New Roman"/>
+          <w:sz w:val="28"/>
+          <w:szCs w:val="28"/>
+          <w:lang w:val="ru-RU"/>
+        </w:rPr>
+        <w:t xml:space="preserve">В папке </w:t>
+      </w:r>
+      <w:r>
+        <w:rPr>
+          <w:rFonts w:ascii="Times New Roman" w:hAnsi="Times New Roman" w:cs="Times New Roman"/>
+          <w:sz w:val="28"/>
+          <w:szCs w:val="28"/>
+          <w:lang w:val="en-US"/>
+        </w:rPr>
+        <w:t>app</w:t>
+      </w:r>
+      <w:r>
+        <w:rPr>
+          <w:rFonts w:ascii="Times New Roman" w:hAnsi="Times New Roman" w:cs="Times New Roman"/>
+          <w:sz w:val="28"/>
+          <w:szCs w:val="28"/>
+          <w:lang w:val="ru-RU"/>
+        </w:rPr>
+        <w:t xml:space="preserve"> хранятся скрипты для страниц</w:t>
+      </w:r>
+      <w:r>
+        <w:rPr>
+          <w:rFonts w:ascii="Times New Roman" w:hAnsi="Times New Roman" w:cs="Times New Roman"/>
+          <w:sz w:val="28"/>
+          <w:szCs w:val="28"/>
+          <w:lang w:val="ru-RU"/>
+        </w:rPr>
+        <w:t>,</w:t>
+      </w:r>
+      <w:r>
+        <w:rPr>
+          <w:rFonts w:ascii="Times New Roman" w:hAnsi="Times New Roman" w:cs="Times New Roman"/>
+          <w:sz w:val="28"/>
+          <w:szCs w:val="28"/>
+          <w:lang w:val="ru-RU"/>
+        </w:rPr>
+        <w:t xml:space="preserve"> которые являются основными:</w:t>
+      </w:r>
+    </w:p>
+    <w:p>
+      <w:pPr>
+        <w:ind w:left="720"/>
+        <w:rPr>
+          <w:rFonts w:ascii="Times New Roman" w:hAnsi="Times New Roman" w:cs="Times New Roman"/>
+          <w:sz w:val="28"/>
+          <w:szCs w:val="28"/>
+          <w:lang w:val="ru-RU"/>
+        </w:rPr>
+      </w:pPr>
+      <w:r>
+        <w:rPr>
+          <w:rFonts w:ascii="Times New Roman" w:hAnsi="Times New Roman" w:cs="Times New Roman"/>
+          <w:sz w:val="28"/>
+          <w:szCs w:val="28"/>
+          <w:lang w:val="en-US"/>
+        </w:rPr>
+        <w:t>case</w:t>
+      </w:r>
+      <w:r>
+        <w:rPr>
+          <w:rFonts w:ascii="Times New Roman" w:hAnsi="Times New Roman" w:cs="Times New Roman"/>
+          <w:sz w:val="28"/>
+          <w:szCs w:val="28"/>
+          <w:lang w:val="ru-RU"/>
+        </w:rPr>
+        <w:t>.</w:t>
+      </w:r>
+      <w:proofErr w:type="spellStart"/>
+      <w:r>
+        <w:rPr>
+          <w:rFonts w:ascii="Times New Roman" w:hAnsi="Times New Roman" w:cs="Times New Roman"/>
+          <w:sz w:val="28"/>
+          <w:szCs w:val="28"/>
+          <w:lang w:val="en-US"/>
+        </w:rPr>
+        <w:t>tsx</w:t>
+      </w:r>
+      <w:proofErr w:type="spellEnd"/>
+      <w:r>
+        <w:rPr>
+          <w:rFonts w:ascii="Times New Roman" w:hAnsi="Times New Roman" w:cs="Times New Roman"/>
+          <w:sz w:val="28"/>
+          <w:szCs w:val="28"/>
+          <w:lang w:val="ru-RU"/>
+        </w:rPr>
+        <w:t xml:space="preserve"> – </w:t>
+      </w:r>
+      <w:r>
+        <w:rPr>
+          <w:rFonts w:ascii="Times New Roman" w:hAnsi="Times New Roman" w:cs="Times New Roman"/>
+          <w:sz w:val="28"/>
+          <w:szCs w:val="28"/>
+          <w:lang w:val="ru-RU"/>
+        </w:rPr>
+        <w:t>скрипт страницы с кейсами</w:t>
+      </w:r>
+      <w:r>
+        <w:rPr>
+          <w:rFonts w:ascii="Times New Roman" w:hAnsi="Times New Roman" w:cs="Times New Roman"/>
+          <w:sz w:val="28"/>
+          <w:szCs w:val="28"/>
+          <w:lang w:val="ru-RU"/>
+        </w:rPr>
+        <w:t>,</w:t>
+      </w:r>
+      <w:r>
+        <w:rPr>
+          <w:rFonts w:ascii="Times New Roman" w:hAnsi="Times New Roman" w:cs="Times New Roman"/>
+          <w:sz w:val="28"/>
+          <w:szCs w:val="28"/>
+          <w:lang w:val="ru-RU"/>
+        </w:rPr>
+        <w:t xml:space="preserve"> вызываются все нужные компоненты и назначаются стили для всего</w:t>
+      </w:r>
+      <w:r>
+        <w:rPr>
+          <w:rFonts w:ascii="Times New Roman" w:hAnsi="Times New Roman" w:cs="Times New Roman"/>
+          <w:sz w:val="28"/>
+          <w:szCs w:val="28"/>
+          <w:lang w:val="ru-RU"/>
+        </w:rPr>
+        <w:t>,</w:t>
+      </w:r>
+      <w:r>
+        <w:rPr>
+          <w:rFonts w:ascii="Times New Roman" w:hAnsi="Times New Roman" w:cs="Times New Roman"/>
+          <w:sz w:val="28"/>
+          <w:szCs w:val="28"/>
+          <w:lang w:val="ru-RU"/>
+        </w:rPr>
+        <w:t xml:space="preserve"> там же пока что задаем список создаваемых подарков</w:t>
+      </w:r>
+      <w:r>
+        <w:rPr>
+          <w:rFonts w:ascii="Times New Roman" w:hAnsi="Times New Roman" w:cs="Times New Roman"/>
+          <w:sz w:val="28"/>
+          <w:szCs w:val="28"/>
+          <w:lang w:val="ru-RU"/>
+        </w:rPr>
+        <w:t>,</w:t>
+      </w:r>
+      <w:r>
+        <w:rPr>
+          <w:rFonts w:ascii="Times New Roman" w:hAnsi="Times New Roman" w:cs="Times New Roman"/>
+          <w:sz w:val="28"/>
+          <w:szCs w:val="28"/>
+          <w:lang w:val="ru-RU"/>
+        </w:rPr>
+        <w:t xml:space="preserve"> и даем возможность </w:t>
+      </w:r>
+      <w:proofErr w:type="spellStart"/>
+      <w:r>
+        <w:rPr>
+          <w:rFonts w:ascii="Times New Roman" w:hAnsi="Times New Roman" w:cs="Times New Roman"/>
+          <w:sz w:val="28"/>
+          <w:szCs w:val="28"/>
+          <w:lang w:val="ru-RU"/>
+        </w:rPr>
+        <w:t>тестово</w:t>
+      </w:r>
+      <w:proofErr w:type="spellEnd"/>
+      <w:r>
+        <w:rPr>
+          <w:rFonts w:ascii="Times New Roman" w:hAnsi="Times New Roman" w:cs="Times New Roman"/>
+          <w:sz w:val="28"/>
+          <w:szCs w:val="28"/>
+          <w:lang w:val="ru-RU"/>
+        </w:rPr>
+        <w:t xml:space="preserve"> их открыть</w:t>
+      </w:r>
+    </w:p>
+    <w:p>
+      <w:pPr>
+        <w:ind w:left="720"/>
+        <w:rPr>
+          <w:rFonts w:ascii="Times New Roman" w:hAnsi="Times New Roman" w:cs="Times New Roman"/>
+          <w:sz w:val="28"/>
+          <w:szCs w:val="28"/>
+          <w:lang w:val="ru-RU"/>
+        </w:rPr>
+      </w:pPr>
+      <w:r>
+        <w:rPr>
+          <w:rFonts w:ascii="Times New Roman" w:hAnsi="Times New Roman" w:cs="Times New Roman"/>
+          <w:sz w:val="28"/>
+          <w:szCs w:val="28"/>
+          <w:lang w:val="en-US"/>
+        </w:rPr>
+        <w:t>crash</w:t>
+      </w:r>
+      <w:r>
+        <w:rPr>
+          <w:rFonts w:ascii="Times New Roman" w:hAnsi="Times New Roman" w:cs="Times New Roman"/>
+          <w:sz w:val="28"/>
+          <w:szCs w:val="28"/>
+          <w:lang w:val="ru-RU"/>
+        </w:rPr>
+        <w:t>.</w:t>
+      </w:r>
+      <w:proofErr w:type="spellStart"/>
+      <w:r>
+        <w:rPr>
+          <w:rFonts w:ascii="Times New Roman" w:hAnsi="Times New Roman" w:cs="Times New Roman"/>
+          <w:sz w:val="28"/>
+          <w:szCs w:val="28"/>
+          <w:lang w:val="en-US"/>
+        </w:rPr>
+        <w:t>tsx</w:t>
+      </w:r>
+      <w:proofErr w:type="spellEnd"/>
+      <w:r>
+        <w:rPr>
+          <w:rFonts w:ascii="Times New Roman" w:hAnsi="Times New Roman" w:cs="Times New Roman"/>
+          <w:sz w:val="28"/>
+          <w:szCs w:val="28"/>
+          <w:lang w:val="ru-RU"/>
+        </w:rPr>
+        <w:t xml:space="preserve"> </w:t>
+      </w:r>
+      <w:r>
+        <w:rPr>
+          <w:rFonts w:ascii="Times New Roman" w:hAnsi="Times New Roman" w:cs="Times New Roman"/>
+          <w:sz w:val="28"/>
+          <w:szCs w:val="28"/>
+          <w:lang w:val="ru-RU"/>
+        </w:rPr>
+        <w:t xml:space="preserve">– скрипт описывающий логику вызова </w:t>
+      </w:r>
+      <w:proofErr w:type="spellStart"/>
+      <w:r>
+        <w:rPr>
+          <w:rFonts w:ascii="Times New Roman" w:hAnsi="Times New Roman" w:cs="Times New Roman"/>
+          <w:sz w:val="28"/>
+          <w:szCs w:val="28"/>
+          <w:lang w:val="en-US"/>
+        </w:rPr>
+        <w:t>CrasgEngine</w:t>
+      </w:r>
+      <w:proofErr w:type="spellEnd"/>
+      <w:r>
+        <w:rPr>
+          <w:rFonts w:ascii="Times New Roman" w:hAnsi="Times New Roman" w:cs="Times New Roman"/>
+          <w:sz w:val="28"/>
+          <w:szCs w:val="28"/>
+          <w:lang w:val="ru-RU"/>
+        </w:rPr>
+        <w:t>,</w:t>
+      </w:r>
+      <w:r>
+        <w:rPr>
+          <w:rFonts w:ascii="Times New Roman" w:hAnsi="Times New Roman" w:cs="Times New Roman"/>
+          <w:sz w:val="28"/>
+          <w:szCs w:val="28"/>
+          <w:lang w:val="ru-RU"/>
+        </w:rPr>
+        <w:t xml:space="preserve"> дает возможность отображать игру с коэффициентом до заданного уровня\</w:t>
+      </w:r>
+    </w:p>
+    <w:p>
+      <w:pPr>
+        <w:ind w:left="720"/>
+        <w:rPr>
+          <w:rFonts w:ascii="Times New Roman" w:hAnsi="Times New Roman" w:cs="Times New Roman"/>
+          <w:sz w:val="28"/>
+          <w:szCs w:val="28"/>
+          <w:lang w:val="ru-RU"/>
+        </w:rPr>
+      </w:pPr>
+      <w:r>
+        <w:rPr>
+          <w:rFonts w:ascii="Times New Roman" w:hAnsi="Times New Roman" w:cs="Times New Roman"/>
+          <w:sz w:val="28"/>
+          <w:szCs w:val="28"/>
+          <w:lang w:val="en-US"/>
+        </w:rPr>
+        <w:t>profile</w:t>
+      </w:r>
+      <w:r>
+        <w:rPr>
+          <w:rFonts w:ascii="Times New Roman" w:hAnsi="Times New Roman" w:cs="Times New Roman"/>
+          <w:sz w:val="28"/>
+          <w:szCs w:val="28"/>
+          <w:lang w:val="ru-RU"/>
+        </w:rPr>
+        <w:t>.</w:t>
+      </w:r>
+      <w:proofErr w:type="spellStart"/>
+      <w:r>
+        <w:rPr>
+          <w:rFonts w:ascii="Times New Roman" w:hAnsi="Times New Roman" w:cs="Times New Roman"/>
+          <w:sz w:val="28"/>
+          <w:szCs w:val="28"/>
+          <w:lang w:val="en-US"/>
+        </w:rPr>
+        <w:t>tsx</w:t>
+      </w:r>
+      <w:proofErr w:type="spellEnd"/>
+      <w:r>
+        <w:rPr>
+          <w:rFonts w:ascii="Times New Roman" w:hAnsi="Times New Roman" w:cs="Times New Roman"/>
+          <w:sz w:val="28"/>
+          <w:szCs w:val="28"/>
+          <w:lang w:val="ru-RU"/>
+        </w:rPr>
+        <w:t xml:space="preserve"> – </w:t>
+      </w:r>
+      <w:r>
+        <w:rPr>
+          <w:rFonts w:ascii="Times New Roman" w:hAnsi="Times New Roman" w:cs="Times New Roman"/>
+          <w:sz w:val="28"/>
+          <w:szCs w:val="28"/>
+          <w:lang w:val="ru-RU"/>
+        </w:rPr>
+        <w:t>меню</w:t>
+      </w:r>
+      <w:r>
+        <w:rPr>
+          <w:rFonts w:ascii="Times New Roman" w:hAnsi="Times New Roman" w:cs="Times New Roman"/>
+          <w:sz w:val="28"/>
+          <w:szCs w:val="28"/>
+          <w:lang w:val="ru-RU"/>
+        </w:rPr>
+        <w:t>,</w:t>
+      </w:r>
+      <w:r>
+        <w:rPr>
+          <w:rFonts w:ascii="Times New Roman" w:hAnsi="Times New Roman" w:cs="Times New Roman"/>
+          <w:sz w:val="28"/>
+          <w:szCs w:val="28"/>
+          <w:lang w:val="ru-RU"/>
+        </w:rPr>
+        <w:t xml:space="preserve"> описывающее </w:t>
+      </w:r>
+      <w:proofErr w:type="spellStart"/>
+      <w:r>
+        <w:rPr>
+          <w:rFonts w:ascii="Times New Roman" w:hAnsi="Times New Roman" w:cs="Times New Roman"/>
+          <w:sz w:val="28"/>
+          <w:szCs w:val="28"/>
+          <w:lang w:val="ru-RU"/>
+        </w:rPr>
+        <w:t>визуал</w:t>
+      </w:r>
+      <w:proofErr w:type="spellEnd"/>
+      <w:r>
+        <w:rPr>
+          <w:rFonts w:ascii="Times New Roman" w:hAnsi="Times New Roman" w:cs="Times New Roman"/>
+          <w:sz w:val="28"/>
+          <w:szCs w:val="28"/>
+          <w:lang w:val="ru-RU"/>
+        </w:rPr>
+        <w:t xml:space="preserve"> профиля пользователя</w:t>
+      </w:r>
+    </w:p>
+    <w:p>
+      <w:pPr>
+        <w:ind w:left="720"/>
+        <w:rPr>
+          <w:rFonts w:ascii="Times New Roman" w:hAnsi="Times New Roman" w:cs="Times New Roman"/>
+          <w:sz w:val="28"/>
+          <w:szCs w:val="28"/>
+          <w:lang w:val="ru-RU"/>
+        </w:rPr>
+      </w:pPr>
+      <w:r>
+        <w:rPr>
+          <w:rFonts w:ascii="Times New Roman" w:hAnsi="Times New Roman" w:cs="Times New Roman"/>
+          <w:sz w:val="28"/>
+          <w:szCs w:val="28"/>
+          <w:lang w:val="ru-RU"/>
+        </w:rPr>
+        <w:t>_</w:t>
+      </w:r>
+      <w:r>
+        <w:rPr>
+          <w:rFonts w:ascii="Times New Roman" w:hAnsi="Times New Roman" w:cs="Times New Roman"/>
+          <w:sz w:val="28"/>
+          <w:szCs w:val="28"/>
+          <w:lang w:val="en-US"/>
+        </w:rPr>
+        <w:t>layout</w:t>
+      </w:r>
+      <w:r>
+        <w:rPr>
+          <w:rFonts w:ascii="Times New Roman" w:hAnsi="Times New Roman" w:cs="Times New Roman"/>
+          <w:sz w:val="28"/>
+          <w:szCs w:val="28"/>
+          <w:lang w:val="ru-RU"/>
+        </w:rPr>
+        <w:t>.</w:t>
+      </w:r>
+      <w:proofErr w:type="spellStart"/>
+      <w:r>
+        <w:rPr>
+          <w:rFonts w:ascii="Times New Roman" w:hAnsi="Times New Roman" w:cs="Times New Roman"/>
+          <w:sz w:val="28"/>
+          <w:szCs w:val="28"/>
+          <w:lang w:val="en-US"/>
+        </w:rPr>
+        <w:t>tsx</w:t>
+      </w:r>
+      <w:proofErr w:type="spellEnd"/>
+      <w:r>
+        <w:rPr>
+          <w:rFonts w:ascii="Times New Roman" w:hAnsi="Times New Roman" w:cs="Times New Roman"/>
+          <w:sz w:val="28"/>
+          <w:szCs w:val="28"/>
+          <w:lang w:val="ru-RU"/>
+        </w:rPr>
+        <w:t xml:space="preserve"> – </w:t>
+      </w:r>
+      <w:r>
+        <w:rPr>
+          <w:rFonts w:ascii="Times New Roman" w:hAnsi="Times New Roman" w:cs="Times New Roman"/>
+          <w:sz w:val="28"/>
+          <w:szCs w:val="28"/>
+          <w:lang w:val="ru-RU"/>
+        </w:rPr>
+        <w:t>подгружает все данные в кэш и память</w:t>
+      </w:r>
+      <w:r>
+        <w:rPr>
+          <w:rFonts w:ascii="Times New Roman" w:hAnsi="Times New Roman" w:cs="Times New Roman"/>
+          <w:sz w:val="28"/>
+          <w:szCs w:val="28"/>
+          <w:lang w:val="ru-RU"/>
+        </w:rPr>
+        <w:t>,</w:t>
+      </w:r>
+      <w:r>
+        <w:rPr>
+          <w:rFonts w:ascii="Times New Roman" w:hAnsi="Times New Roman" w:cs="Times New Roman"/>
+          <w:sz w:val="28"/>
+          <w:szCs w:val="28"/>
+          <w:lang w:val="ru-RU"/>
+        </w:rPr>
+        <w:t xml:space="preserve"> реализует процесс загрузки данных заранее</w:t>
+      </w:r>
+      <w:r>
+        <w:rPr>
+          <w:rFonts w:ascii="Times New Roman" w:hAnsi="Times New Roman" w:cs="Times New Roman"/>
+          <w:sz w:val="28"/>
+          <w:szCs w:val="28"/>
+          <w:lang w:val="ru-RU"/>
+        </w:rPr>
+        <w:t>,</w:t>
+      </w:r>
+      <w:r>
+        <w:rPr>
+          <w:rFonts w:ascii="Times New Roman" w:hAnsi="Times New Roman" w:cs="Times New Roman"/>
+          <w:sz w:val="28"/>
+          <w:szCs w:val="28"/>
+          <w:lang w:val="ru-RU"/>
+        </w:rPr>
+        <w:t xml:space="preserve"> загрузочный экран</w:t>
+      </w:r>
+      <w:r>
+        <w:rPr>
+          <w:rFonts w:ascii="Times New Roman" w:hAnsi="Times New Roman" w:cs="Times New Roman"/>
+          <w:sz w:val="28"/>
+          <w:szCs w:val="28"/>
+          <w:lang w:val="ru-RU"/>
+        </w:rPr>
+        <w:t>,</w:t>
+      </w:r>
+      <w:r>
+        <w:rPr>
+          <w:rFonts w:ascii="Times New Roman" w:hAnsi="Times New Roman" w:cs="Times New Roman"/>
+          <w:sz w:val="28"/>
+          <w:szCs w:val="28"/>
+          <w:lang w:val="ru-RU"/>
+        </w:rPr>
+        <w:t xml:space="preserve"> а также создание нижней навигационной панели</w:t>
+      </w:r>
+    </w:p>
+    <w:p>
+      <w:pPr>
+        <w:ind w:left="720"/>
+        <w:rPr>
+          <w:rFonts w:ascii="Times New Roman" w:hAnsi="Times New Roman" w:cs="Times New Roman"/>
+          <w:sz w:val="28"/>
+          <w:szCs w:val="28"/>
+          <w:lang w:val="ru-RU"/>
+        </w:rPr>
+      </w:pPr>
+      <w:r>
+        <w:rPr>
+          <w:rFonts w:ascii="Times New Roman" w:hAnsi="Times New Roman" w:cs="Times New Roman"/>
+          <w:sz w:val="28"/>
+          <w:szCs w:val="28"/>
+          <w:lang w:val="en-US"/>
+        </w:rPr>
+        <w:t>Index</w:t>
+      </w:r>
+      <w:r>
+        <w:rPr>
+          <w:rFonts w:ascii="Times New Roman" w:hAnsi="Times New Roman" w:cs="Times New Roman"/>
+          <w:sz w:val="28"/>
+          <w:szCs w:val="28"/>
+          <w:lang w:val="ru-RU"/>
+        </w:rPr>
+        <w:t>.</w:t>
+      </w:r>
+      <w:proofErr w:type="spellStart"/>
+      <w:r>
+        <w:rPr>
+          <w:rFonts w:ascii="Times New Roman" w:hAnsi="Times New Roman" w:cs="Times New Roman"/>
+          <w:sz w:val="28"/>
+          <w:szCs w:val="28"/>
+          <w:lang w:val="en-US"/>
+        </w:rPr>
+        <w:t>tsx</w:t>
+      </w:r>
+      <w:proofErr w:type="spellEnd"/>
+      <w:r>
+        <w:rPr>
+          <w:rFonts w:ascii="Times New Roman" w:hAnsi="Times New Roman" w:cs="Times New Roman"/>
+          <w:sz w:val="28"/>
+          <w:szCs w:val="28"/>
+          <w:lang w:val="ru-RU"/>
+        </w:rPr>
+        <w:t xml:space="preserve"> – </w:t>
+      </w:r>
+      <w:r>
+        <w:rPr>
+          <w:rFonts w:ascii="Times New Roman" w:hAnsi="Times New Roman" w:cs="Times New Roman"/>
+          <w:sz w:val="28"/>
+          <w:szCs w:val="28"/>
+          <w:lang w:val="ru-RU"/>
+        </w:rPr>
+        <w:t>открытие первой страницы при запуске</w:t>
+      </w:r>
+    </w:p>
+    <w:p>
+      <w:pPr>
+        <w:ind w:left="720"/>
+        <w:rPr>
+          <w:rFonts w:ascii="Times New Roman" w:hAnsi="Times New Roman" w:cs="Times New Roman"/>
+          <w:sz w:val="28"/>
+          <w:szCs w:val="28"/>
+          <w:lang w:val="ru-RU"/>
+        </w:rPr>
+      </w:pPr>
+      <w:r>
+        <w:rPr>
+          <w:rFonts w:ascii="Times New Roman" w:hAnsi="Times New Roman" w:cs="Times New Roman"/>
+          <w:sz w:val="28"/>
+          <w:szCs w:val="28"/>
+          <w:lang w:val="ru-RU"/>
+        </w:rPr>
+        <w:t xml:space="preserve">2. </w:t>
+      </w:r>
+      <w:r>
+        <w:rPr>
+          <w:rFonts w:ascii="Times New Roman" w:hAnsi="Times New Roman" w:cs="Times New Roman"/>
+          <w:sz w:val="28"/>
+          <w:szCs w:val="28"/>
+          <w:lang w:val="ru-RU"/>
+        </w:rPr>
+        <w:t xml:space="preserve">Рассмотрим все скрипты из папки </w:t>
+      </w:r>
+      <w:r>
+        <w:rPr>
+          <w:rFonts w:ascii="Times New Roman" w:hAnsi="Times New Roman" w:cs="Times New Roman"/>
+          <w:sz w:val="28"/>
+          <w:szCs w:val="28"/>
+          <w:lang w:val="en-US"/>
+        </w:rPr>
+        <w:t>components</w:t>
+      </w:r>
+      <w:r>
+        <w:rPr>
+          <w:rFonts w:ascii="Times New Roman" w:hAnsi="Times New Roman" w:cs="Times New Roman"/>
+          <w:sz w:val="28"/>
+          <w:szCs w:val="28"/>
+          <w:lang w:val="ru-RU"/>
+        </w:rPr>
+        <w:t>:</w:t>
+      </w:r>
+    </w:p>
+    <w:p>
+      <w:pPr>
+        <w:ind w:left="720"/>
+        <w:rPr>
+          <w:rFonts w:ascii="Times New Roman" w:hAnsi="Times New Roman" w:cs="Times New Roman"/>
+          <w:sz w:val="28"/>
+          <w:szCs w:val="28"/>
+          <w:lang w:val="ru-RU"/>
+        </w:rPr>
+      </w:pPr>
+      <w:proofErr w:type="spellStart"/>
+      <w:r>
+        <w:rPr>
+          <w:rFonts w:ascii="Times New Roman" w:hAnsi="Times New Roman" w:cs="Times New Roman"/>
+          <w:sz w:val="28"/>
+          <w:szCs w:val="28"/>
+          <w:lang w:val="en-US"/>
+        </w:rPr>
+        <w:t>BetItem</w:t>
+      </w:r>
+      <w:proofErr w:type="spellEnd"/>
+      <w:r>
+        <w:rPr>
+          <w:rFonts w:ascii="Times New Roman" w:hAnsi="Times New Roman" w:cs="Times New Roman"/>
+          <w:sz w:val="28"/>
+          <w:szCs w:val="28"/>
+          <w:lang w:val="ru-RU"/>
+        </w:rPr>
+        <w:t xml:space="preserve"> </w:t>
+      </w:r>
+      <w:r>
+        <w:rPr>
+          <w:rFonts w:ascii="Times New Roman" w:hAnsi="Times New Roman" w:cs="Times New Roman"/>
+          <w:sz w:val="28"/>
+          <w:szCs w:val="28"/>
+          <w:lang w:val="ru-RU"/>
+        </w:rPr>
+        <w:t>– отображение ставки игрока (бота)</w:t>
+      </w:r>
+    </w:p>
+    <w:p>
+      <w:pPr>
+        <w:ind w:left="720"/>
+        <w:rPr>
+          <w:rFonts w:ascii="Times New Roman" w:hAnsi="Times New Roman" w:cs="Times New Roman"/>
+          <w:sz w:val="28"/>
+          <w:szCs w:val="28"/>
+          <w:lang w:val="ru-RU"/>
+        </w:rPr>
+      </w:pPr>
+      <w:proofErr w:type="spellStart"/>
+      <w:r>
+        <w:rPr>
+          <w:rFonts w:ascii="Times New Roman" w:hAnsi="Times New Roman" w:cs="Times New Roman"/>
+          <w:sz w:val="28"/>
+          <w:szCs w:val="28"/>
+          <w:lang w:val="en-US"/>
+        </w:rPr>
+        <w:t>CaseRoulete</w:t>
+      </w:r>
+      <w:proofErr w:type="spellEnd"/>
+      <w:r>
+        <w:rPr>
+          <w:rFonts w:ascii="Times New Roman" w:hAnsi="Times New Roman" w:cs="Times New Roman"/>
+          <w:sz w:val="28"/>
+          <w:szCs w:val="28"/>
+          <w:lang w:val="en-US"/>
+        </w:rPr>
+        <w:t xml:space="preserve"> – </w:t>
+      </w:r>
+      <w:r>
+        <w:rPr>
+          <w:rFonts w:ascii="Times New Roman" w:hAnsi="Times New Roman" w:cs="Times New Roman"/>
+          <w:sz w:val="28"/>
+          <w:szCs w:val="28"/>
+          <w:lang w:val="ru-RU"/>
+        </w:rPr>
+        <w:t>рулетка кейсов полноценная</w:t>
+      </w:r>
+    </w:p>
+    <w:p>
+      <w:pPr>
+        <w:ind w:left="720"/>
+        <w:rPr>
+          <w:rFonts w:ascii="Times New Roman" w:hAnsi="Times New Roman" w:cs="Times New Roman"/>
+          <w:sz w:val="28"/>
+          <w:szCs w:val="28"/>
+          <w:lang w:val="ru-RU"/>
+        </w:rPr>
+      </w:pPr>
+      <w:proofErr w:type="spellStart"/>
+      <w:r>
+        <w:rPr>
+          <w:rFonts w:ascii="Times New Roman" w:hAnsi="Times New Roman" w:cs="Times New Roman"/>
+          <w:sz w:val="28"/>
+          <w:szCs w:val="28"/>
+          <w:lang w:val="en-US"/>
+        </w:rPr>
+        <w:t>CrasgGraph</w:t>
+      </w:r>
+      <w:proofErr w:type="spellEnd"/>
+      <w:r>
+        <w:rPr>
+          <w:rFonts w:ascii="Times New Roman" w:hAnsi="Times New Roman" w:cs="Times New Roman"/>
+          <w:sz w:val="28"/>
+          <w:szCs w:val="28"/>
+          <w:lang w:val="en-US"/>
+        </w:rPr>
+        <w:t xml:space="preserve"> – </w:t>
+      </w:r>
+      <w:r>
+        <w:rPr>
+          <w:rFonts w:ascii="Times New Roman" w:hAnsi="Times New Roman" w:cs="Times New Roman"/>
+          <w:sz w:val="28"/>
+          <w:szCs w:val="28"/>
+          <w:lang w:val="ru-RU"/>
+        </w:rPr>
+        <w:t xml:space="preserve">компонент для игры </w:t>
+      </w:r>
+      <w:proofErr w:type="spellStart"/>
+      <w:r>
+        <w:rPr>
+          <w:rFonts w:ascii="Times New Roman" w:hAnsi="Times New Roman" w:cs="Times New Roman"/>
+          <w:sz w:val="28"/>
+          <w:szCs w:val="28"/>
+          <w:lang w:val="ru-RU"/>
+        </w:rPr>
+        <w:t>краш</w:t>
+      </w:r>
+      <w:proofErr w:type="spellEnd"/>
+    </w:p>
+    <w:p>
+      <w:pPr>
+        <w:ind w:left="720"/>
+        <w:rPr>
+          <w:rFonts w:ascii="Times New Roman" w:hAnsi="Times New Roman" w:cs="Times New Roman"/>
+          <w:sz w:val="28"/>
+          <w:szCs w:val="28"/>
+          <w:lang w:val="ru-RU"/>
+        </w:rPr>
+      </w:pPr>
+      <w:proofErr w:type="spellStart"/>
+      <w:r>
+        <w:rPr>
+          <w:rFonts w:ascii="Times New Roman" w:hAnsi="Times New Roman" w:cs="Times New Roman"/>
+          <w:sz w:val="28"/>
+          <w:szCs w:val="28"/>
+          <w:lang w:val="en-US"/>
+        </w:rPr>
+        <w:t>CustomBottomSheet</w:t>
+      </w:r>
+      <w:proofErr w:type="spellEnd"/>
+      <w:r>
+        <w:rPr>
+          <w:rFonts w:ascii="Times New Roman" w:hAnsi="Times New Roman" w:cs="Times New Roman"/>
+          <w:sz w:val="28"/>
+          <w:szCs w:val="28"/>
+          <w:lang w:val="ru-RU"/>
+        </w:rPr>
+        <w:t xml:space="preserve"> – </w:t>
+      </w:r>
+      <w:r>
+        <w:rPr>
+          <w:rFonts w:ascii="Times New Roman" w:hAnsi="Times New Roman" w:cs="Times New Roman"/>
+          <w:sz w:val="28"/>
+          <w:szCs w:val="28"/>
+          <w:lang w:val="ru-RU"/>
+        </w:rPr>
+        <w:t>один из основных компонентов</w:t>
+      </w:r>
+      <w:r>
+        <w:rPr>
+          <w:rFonts w:ascii="Times New Roman" w:hAnsi="Times New Roman" w:cs="Times New Roman"/>
+          <w:sz w:val="28"/>
+          <w:szCs w:val="28"/>
+          <w:lang w:val="ru-RU"/>
+        </w:rPr>
+        <w:t>,</w:t>
+      </w:r>
+      <w:r>
+        <w:rPr>
+          <w:rFonts w:ascii="Times New Roman" w:hAnsi="Times New Roman" w:cs="Times New Roman"/>
+          <w:sz w:val="28"/>
+          <w:szCs w:val="28"/>
+          <w:lang w:val="ru-RU"/>
+        </w:rPr>
+        <w:t xml:space="preserve"> реализует </w:t>
+      </w:r>
+      <w:proofErr w:type="spellStart"/>
+      <w:r>
+        <w:rPr>
+          <w:rFonts w:ascii="Times New Roman" w:hAnsi="Times New Roman" w:cs="Times New Roman"/>
+          <w:sz w:val="28"/>
+          <w:szCs w:val="28"/>
+          <w:lang w:val="ru-RU"/>
+        </w:rPr>
+        <w:t>кастомную</w:t>
+      </w:r>
+      <w:proofErr w:type="spellEnd"/>
+      <w:r>
+        <w:rPr>
+          <w:rFonts w:ascii="Times New Roman" w:hAnsi="Times New Roman" w:cs="Times New Roman"/>
+          <w:sz w:val="28"/>
+          <w:szCs w:val="28"/>
+          <w:lang w:val="ru-RU"/>
+        </w:rPr>
+        <w:t xml:space="preserve"> вылетающую </w:t>
+      </w:r>
+      <w:proofErr w:type="spellStart"/>
+      <w:r>
+        <w:rPr>
+          <w:rFonts w:ascii="Times New Roman" w:hAnsi="Times New Roman" w:cs="Times New Roman"/>
+          <w:sz w:val="28"/>
+          <w:szCs w:val="28"/>
+          <w:lang w:val="ru-RU"/>
+        </w:rPr>
+        <w:t>менюшку</w:t>
+      </w:r>
+      <w:proofErr w:type="spellEnd"/>
+      <w:r>
+        <w:rPr>
+          <w:rFonts w:ascii="Times New Roman" w:hAnsi="Times New Roman" w:cs="Times New Roman"/>
+          <w:sz w:val="28"/>
+          <w:szCs w:val="28"/>
+          <w:lang w:val="ru-RU"/>
+        </w:rPr>
+        <w:t xml:space="preserve"> снизу</w:t>
+      </w:r>
+    </w:p>
+    <w:p>
+      <w:pPr>
+        <w:ind w:left="720"/>
+        <w:rPr>
+          <w:rFonts w:ascii="Times New Roman" w:hAnsi="Times New Roman" w:cs="Times New Roman"/>
+          <w:sz w:val="28"/>
+          <w:szCs w:val="28"/>
+          <w:lang w:val="ru-RU"/>
+        </w:rPr>
+      </w:pPr>
+      <w:proofErr w:type="spellStart"/>
+      <w:r>
+        <w:rPr>
+          <w:rFonts w:ascii="Times New Roman" w:hAnsi="Times New Roman" w:cs="Times New Roman"/>
+          <w:sz w:val="28"/>
+          <w:szCs w:val="28"/>
+          <w:lang w:val="en-US"/>
+        </w:rPr>
+        <w:t>CustomTabBar</w:t>
+      </w:r>
+      <w:proofErr w:type="spellEnd"/>
+      <w:r>
+        <w:rPr>
+          <w:rFonts w:ascii="Times New Roman" w:hAnsi="Times New Roman" w:cs="Times New Roman"/>
+          <w:sz w:val="28"/>
+          <w:szCs w:val="28"/>
+          <w:lang w:val="ru-RU"/>
+        </w:rPr>
+        <w:t xml:space="preserve"> – </w:t>
+      </w:r>
+      <w:r>
+        <w:rPr>
+          <w:rFonts w:ascii="Times New Roman" w:hAnsi="Times New Roman" w:cs="Times New Roman"/>
+          <w:sz w:val="28"/>
+          <w:szCs w:val="28"/>
+          <w:lang w:val="ru-RU"/>
+        </w:rPr>
+        <w:t>реализация нижнего навигационного меню для переключения между страницами приложения</w:t>
+      </w:r>
+    </w:p>
+    <w:p>
+      <w:pPr>
+        <w:ind w:left="720"/>
+        <w:rPr>
+          <w:rFonts w:ascii="Times New Roman" w:hAnsi="Times New Roman" w:cs="Times New Roman"/>
+          <w:sz w:val="28"/>
+          <w:szCs w:val="28"/>
+          <w:lang w:val="ru-RU"/>
+        </w:rPr>
+      </w:pPr>
+      <w:proofErr w:type="spellStart"/>
+      <w:r>
+        <w:rPr>
+          <w:rFonts w:ascii="Times New Roman" w:hAnsi="Times New Roman" w:cs="Times New Roman"/>
+          <w:sz w:val="28"/>
+          <w:szCs w:val="28"/>
+          <w:lang w:val="en-US"/>
+        </w:rPr>
+        <w:t>HistoryBar</w:t>
+      </w:r>
+      <w:proofErr w:type="spellEnd"/>
+      <w:r>
+        <w:rPr>
+          <w:rFonts w:ascii="Times New Roman" w:hAnsi="Times New Roman" w:cs="Times New Roman"/>
+          <w:sz w:val="28"/>
+          <w:szCs w:val="28"/>
+          <w:lang w:val="en-US"/>
+        </w:rPr>
+        <w:t xml:space="preserve"> – </w:t>
+      </w:r>
+      <w:r>
+        <w:rPr>
+          <w:rFonts w:ascii="Times New Roman" w:hAnsi="Times New Roman" w:cs="Times New Roman"/>
+          <w:sz w:val="28"/>
+          <w:szCs w:val="28"/>
+          <w:lang w:val="ru-RU"/>
+        </w:rPr>
+        <w:t>панель отображения истории коэффициентов</w:t>
+      </w:r>
+    </w:p>
+    <w:p>
+      <w:pPr>
+        <w:ind w:left="720"/>
+        <w:rPr>
+          <w:rFonts w:ascii="Times New Roman" w:hAnsi="Times New Roman" w:cs="Times New Roman"/>
+          <w:sz w:val="28"/>
+          <w:szCs w:val="28"/>
+          <w:lang w:val="ru-RU"/>
+        </w:rPr>
+      </w:pPr>
+      <w:proofErr w:type="spellStart"/>
+      <w:r>
+        <w:rPr>
+          <w:rFonts w:ascii="Times New Roman" w:hAnsi="Times New Roman" w:cs="Times New Roman"/>
+          <w:sz w:val="28"/>
+          <w:szCs w:val="28"/>
+          <w:lang w:val="en-US"/>
+        </w:rPr>
+        <w:t>OrangeBtn</w:t>
+      </w:r>
+      <w:proofErr w:type="spellEnd"/>
+      <w:r>
+        <w:rPr>
+          <w:rFonts w:ascii="Times New Roman" w:hAnsi="Times New Roman" w:cs="Times New Roman"/>
+          <w:sz w:val="28"/>
+          <w:szCs w:val="28"/>
+          <w:lang w:val="ru-RU"/>
+        </w:rPr>
+        <w:t xml:space="preserve"> – </w:t>
+      </w:r>
+      <w:r>
+        <w:rPr>
+          <w:rFonts w:ascii="Times New Roman" w:hAnsi="Times New Roman" w:cs="Times New Roman"/>
+          <w:sz w:val="28"/>
+          <w:szCs w:val="28"/>
+          <w:lang w:val="ru-RU"/>
+        </w:rPr>
+        <w:t>компонент для создания оранжевой кнопки</w:t>
+      </w:r>
+    </w:p>
+    <w:p>
+      <w:pPr>
+        <w:rPr>
+          <w:rFonts w:ascii="Times New Roman" w:hAnsi="Times New Roman" w:cs="Times New Roman"/>
+          <w:sz w:val="28"/>
+          <w:szCs w:val="28"/>
+          <w:lang w:val="ru-RU"/>
+        </w:rPr>
+      </w:pPr>
+    </w:p>
+    <w:p>
+      <w:pPr>
+        <w:rPr>
+          <w:rFonts w:ascii="Times New Roman" w:hAnsi="Times New Roman" w:cs="Times New Roman"/>
+          <w:sz w:val="28"/>
+          <w:szCs w:val="28"/>
+          <w:lang w:val="ru-RU"/>
+        </w:rPr>
+      </w:pPr>
+      <w:proofErr w:type="spellStart"/>
+      <w:r>
+        <w:rPr>
+          <w:rFonts w:ascii="Times New Roman" w:hAnsi="Times New Roman" w:cs="Times New Roman"/>
+          <w:sz w:val="28"/>
+          <w:szCs w:val="28"/>
+          <w:lang w:val="en-US"/>
+        </w:rPr>
+        <w:lastRenderedPageBreak/>
+        <w:t>StarsBackground</w:t>
+      </w:r>
+      <w:proofErr w:type="spellEnd"/>
+      <w:r>
+        <w:rPr>
+          <w:rFonts w:ascii="Times New Roman" w:hAnsi="Times New Roman" w:cs="Times New Roman"/>
+          <w:sz w:val="28"/>
+          <w:szCs w:val="28"/>
+          <w:lang w:val="en-US"/>
+        </w:rPr>
+        <w:t xml:space="preserve"> </w:t>
+      </w:r>
+      <w:r>
+        <w:rPr>
+          <w:rFonts w:ascii="Times New Roman" w:hAnsi="Times New Roman" w:cs="Times New Roman"/>
+          <w:sz w:val="28"/>
+          <w:szCs w:val="28"/>
+          <w:lang w:val="ru-RU"/>
+        </w:rPr>
+        <w:t>– задний фон со звездами</w:t>
+      </w:r>
+    </w:p>
+    <w:p>
+      <w:pPr>
+        <w:rPr>
+          <w:rFonts w:ascii="Times New Roman" w:hAnsi="Times New Roman" w:cs="Times New Roman"/>
+          <w:sz w:val="28"/>
+          <w:szCs w:val="28"/>
+          <w:lang w:val="ru-RU"/>
+        </w:rPr>
+      </w:pPr>
+      <w:r>
+        <w:rPr>
+          <w:rFonts w:ascii="Times New Roman" w:hAnsi="Times New Roman" w:cs="Times New Roman"/>
+          <w:sz w:val="28"/>
+          <w:szCs w:val="28"/>
+          <w:lang w:val="ru-RU"/>
+        </w:rPr>
+        <w:t xml:space="preserve">3. В папке </w:t>
+      </w:r>
+      <w:r>
+        <w:rPr>
+          <w:rFonts w:ascii="Times New Roman" w:hAnsi="Times New Roman" w:cs="Times New Roman"/>
+          <w:sz w:val="28"/>
+          <w:szCs w:val="28"/>
+          <w:lang w:val="en-US"/>
+        </w:rPr>
+        <w:t>hooks</w:t>
+      </w:r>
+      <w:r>
+        <w:rPr>
+          <w:rFonts w:ascii="Times New Roman" w:hAnsi="Times New Roman" w:cs="Times New Roman"/>
+          <w:sz w:val="28"/>
+          <w:szCs w:val="28"/>
+          <w:lang w:val="ru-RU"/>
+        </w:rPr>
+        <w:t xml:space="preserve"> лежат скрипты для подхвата разрешения:</w:t>
+      </w:r>
+    </w:p>
+    <w:p>
+      <w:pPr>
+        <w:rPr>
+          <w:rFonts w:ascii="Times New Roman" w:hAnsi="Times New Roman" w:cs="Times New Roman"/>
+          <w:sz w:val="28"/>
+          <w:szCs w:val="28"/>
+          <w:lang w:val="ru-RU"/>
+        </w:rPr>
+      </w:pPr>
+      <w:r>
+        <w:rPr>
+          <w:rFonts w:ascii="Times New Roman" w:hAnsi="Times New Roman" w:cs="Times New Roman"/>
+          <w:sz w:val="28"/>
+          <w:szCs w:val="28"/>
+          <w:lang w:val="ru-RU"/>
+        </w:rPr>
+        <w:t xml:space="preserve">В основном используем </w:t>
+      </w:r>
+      <w:proofErr w:type="spellStart"/>
+      <w:r>
+        <w:rPr>
+          <w:rFonts w:ascii="Times New Roman" w:hAnsi="Times New Roman" w:cs="Times New Roman"/>
+          <w:sz w:val="28"/>
+          <w:szCs w:val="28"/>
+          <w:lang w:val="en-US"/>
+        </w:rPr>
+        <w:t>useTelegramPlatform</w:t>
+      </w:r>
+      <w:proofErr w:type="spellEnd"/>
+      <w:proofErr w:type="gramStart"/>
+      <w:r>
+        <w:rPr>
+          <w:rFonts w:ascii="Times New Roman" w:hAnsi="Times New Roman" w:cs="Times New Roman"/>
+          <w:sz w:val="28"/>
+          <w:szCs w:val="28"/>
+          <w:lang w:val="ru-RU"/>
+        </w:rPr>
+        <w:t>.</w:t>
+      </w:r>
+      <w:proofErr w:type="spellStart"/>
+      <w:proofErr w:type="gramEnd"/>
+      <w:r>
+        <w:rPr>
+          <w:rFonts w:ascii="Times New Roman" w:hAnsi="Times New Roman" w:cs="Times New Roman"/>
+          <w:sz w:val="28"/>
+          <w:szCs w:val="28"/>
+          <w:lang w:val="en-US"/>
+        </w:rPr>
+        <w:t>ts</w:t>
+      </w:r>
+      <w:proofErr w:type="spellEnd"/>
+      <w:r>
+        <w:rPr>
+          <w:rFonts w:ascii="Times New Roman" w:hAnsi="Times New Roman" w:cs="Times New Roman"/>
+          <w:sz w:val="28"/>
+          <w:szCs w:val="28"/>
+          <w:lang w:val="ru-RU"/>
+        </w:rPr>
+        <w:t xml:space="preserve"> </w:t>
+      </w:r>
+      <w:r>
+        <w:rPr>
+          <w:rFonts w:ascii="Times New Roman" w:hAnsi="Times New Roman" w:cs="Times New Roman"/>
+          <w:sz w:val="28"/>
+          <w:szCs w:val="28"/>
+          <w:lang w:val="ru-RU"/>
+        </w:rPr>
+        <w:t>–</w:t>
+      </w:r>
+      <w:r>
+        <w:rPr>
+          <w:rFonts w:ascii="Times New Roman" w:hAnsi="Times New Roman" w:cs="Times New Roman"/>
+          <w:sz w:val="28"/>
+          <w:szCs w:val="28"/>
+          <w:lang w:val="ru-RU"/>
+        </w:rPr>
+        <w:t xml:space="preserve"> </w:t>
+      </w:r>
+      <w:r>
+        <w:rPr>
+          <w:rFonts w:ascii="Times New Roman" w:hAnsi="Times New Roman" w:cs="Times New Roman"/>
+          <w:sz w:val="28"/>
+          <w:szCs w:val="28"/>
+          <w:lang w:val="ru-RU"/>
+        </w:rPr>
+        <w:t xml:space="preserve">который с помощью </w:t>
+      </w:r>
+      <w:proofErr w:type="spellStart"/>
+      <w:r>
+        <w:rPr>
+          <w:rFonts w:ascii="Times New Roman" w:hAnsi="Times New Roman" w:cs="Times New Roman"/>
+          <w:sz w:val="28"/>
+          <w:szCs w:val="28"/>
+          <w:lang w:val="ru-RU"/>
+        </w:rPr>
+        <w:t>инит</w:t>
+      </w:r>
+      <w:proofErr w:type="spellEnd"/>
+      <w:r>
+        <w:rPr>
+          <w:rFonts w:ascii="Times New Roman" w:hAnsi="Times New Roman" w:cs="Times New Roman"/>
+          <w:sz w:val="28"/>
+          <w:szCs w:val="28"/>
+          <w:lang w:val="ru-RU"/>
+        </w:rPr>
+        <w:t xml:space="preserve"> даты подхватывает из </w:t>
+      </w:r>
+      <w:proofErr w:type="spellStart"/>
+      <w:r>
+        <w:rPr>
+          <w:rFonts w:ascii="Times New Roman" w:hAnsi="Times New Roman" w:cs="Times New Roman"/>
+          <w:sz w:val="28"/>
+          <w:szCs w:val="28"/>
+          <w:lang w:val="ru-RU"/>
+        </w:rPr>
+        <w:t>тг</w:t>
+      </w:r>
+      <w:proofErr w:type="spellEnd"/>
+      <w:r>
+        <w:rPr>
+          <w:rFonts w:ascii="Times New Roman" w:hAnsi="Times New Roman" w:cs="Times New Roman"/>
+          <w:sz w:val="28"/>
+          <w:szCs w:val="28"/>
+          <w:lang w:val="ru-RU"/>
+        </w:rPr>
+        <w:t xml:space="preserve"> платформу игрока и в зависимости от неё назначает разрешение</w:t>
+      </w:r>
+      <w:r>
+        <w:rPr>
+          <w:rFonts w:ascii="Times New Roman" w:hAnsi="Times New Roman" w:cs="Times New Roman"/>
+          <w:sz w:val="28"/>
+          <w:szCs w:val="28"/>
+          <w:lang w:val="ru-RU"/>
+        </w:rPr>
+        <w:t>,</w:t>
+      </w:r>
+      <w:r>
+        <w:rPr>
+          <w:rFonts w:ascii="Times New Roman" w:hAnsi="Times New Roman" w:cs="Times New Roman"/>
+          <w:sz w:val="28"/>
+          <w:szCs w:val="28"/>
+          <w:lang w:val="ru-RU"/>
+        </w:rPr>
+        <w:t xml:space="preserve"> </w:t>
+      </w:r>
+      <w:proofErr w:type="spellStart"/>
+      <w:r>
+        <w:rPr>
+          <w:rFonts w:ascii="Times New Roman" w:hAnsi="Times New Roman" w:cs="Times New Roman"/>
+          <w:sz w:val="28"/>
+          <w:szCs w:val="28"/>
+          <w:lang w:val="ru-RU"/>
+        </w:rPr>
+        <w:t>тк</w:t>
+      </w:r>
+      <w:proofErr w:type="spellEnd"/>
+      <w:r>
+        <w:rPr>
+          <w:rFonts w:ascii="Times New Roman" w:hAnsi="Times New Roman" w:cs="Times New Roman"/>
+          <w:sz w:val="28"/>
+          <w:szCs w:val="28"/>
+          <w:lang w:val="ru-RU"/>
+        </w:rPr>
+        <w:t xml:space="preserve"> на ПК у нас </w:t>
+      </w:r>
+      <w:proofErr w:type="spellStart"/>
+      <w:r>
+        <w:rPr>
+          <w:rFonts w:ascii="Times New Roman" w:hAnsi="Times New Roman" w:cs="Times New Roman"/>
+          <w:sz w:val="28"/>
+          <w:szCs w:val="28"/>
+          <w:lang w:val="ru-RU"/>
+        </w:rPr>
+        <w:t>кастомная</w:t>
+      </w:r>
+      <w:proofErr w:type="spellEnd"/>
+      <w:r>
+        <w:rPr>
+          <w:rFonts w:ascii="Times New Roman" w:hAnsi="Times New Roman" w:cs="Times New Roman"/>
+          <w:sz w:val="28"/>
+          <w:szCs w:val="28"/>
+          <w:lang w:val="ru-RU"/>
+        </w:rPr>
+        <w:t xml:space="preserve"> ширина 470 всегда</w:t>
+      </w:r>
+    </w:p>
+    <w:p>
+      <w:pPr>
+        <w:rPr>
+          <w:rFonts w:ascii="Times New Roman" w:hAnsi="Times New Roman" w:cs="Times New Roman"/>
+          <w:sz w:val="28"/>
+          <w:szCs w:val="28"/>
+          <w:lang w:val="ru-RU"/>
+        </w:rPr>
+      </w:pPr>
+    </w:p>
+    <w:p>
+      <w:pPr>
+        <w:rPr>
+          <w:rFonts w:ascii="Times New Roman" w:hAnsi="Times New Roman" w:cs="Times New Roman"/>
+          <w:sz w:val="28"/>
+          <w:szCs w:val="28"/>
+          <w:lang w:val="ru-RU"/>
+        </w:rPr>
+      </w:pPr>
+      <w:r>
+        <w:rPr>
+          <w:rFonts w:ascii="Times New Roman" w:hAnsi="Times New Roman" w:cs="Times New Roman"/>
+          <w:sz w:val="28"/>
+          <w:szCs w:val="28"/>
+          <w:lang w:val="ru-RU"/>
+        </w:rPr>
+        <w:t xml:space="preserve">4. Папка </w:t>
+      </w:r>
+      <w:r>
+        <w:rPr>
+          <w:rFonts w:ascii="Times New Roman" w:hAnsi="Times New Roman" w:cs="Times New Roman"/>
+          <w:sz w:val="28"/>
+          <w:szCs w:val="28"/>
+          <w:lang w:val="en-US"/>
+        </w:rPr>
+        <w:t>Buttons</w:t>
+      </w:r>
+      <w:r>
+        <w:rPr>
+          <w:rFonts w:ascii="Times New Roman" w:hAnsi="Times New Roman" w:cs="Times New Roman"/>
+          <w:sz w:val="28"/>
+          <w:szCs w:val="28"/>
+          <w:lang w:val="ru-RU"/>
+        </w:rPr>
+        <w:t>:</w:t>
+      </w:r>
+    </w:p>
+    <w:p>
+      <w:pPr>
+        <w:rPr>
+          <w:rFonts w:ascii="Times New Roman" w:hAnsi="Times New Roman" w:cs="Times New Roman"/>
+          <w:sz w:val="28"/>
+          <w:szCs w:val="28"/>
+          <w:lang w:val="ru-RU"/>
+        </w:rPr>
+      </w:pPr>
+      <w:proofErr w:type="spellStart"/>
+      <w:r>
+        <w:rPr>
+          <w:rFonts w:ascii="Times New Roman" w:hAnsi="Times New Roman" w:cs="Times New Roman"/>
+          <w:sz w:val="28"/>
+          <w:szCs w:val="28"/>
+          <w:lang w:val="en-US"/>
+        </w:rPr>
+        <w:t>GiftCard</w:t>
+      </w:r>
+      <w:proofErr w:type="spellEnd"/>
+      <w:r>
+        <w:rPr>
+          <w:rFonts w:ascii="Times New Roman" w:hAnsi="Times New Roman" w:cs="Times New Roman"/>
+          <w:sz w:val="28"/>
+          <w:szCs w:val="28"/>
+          <w:lang w:val="ru-RU"/>
+        </w:rPr>
+        <w:t xml:space="preserve"> – </w:t>
+      </w:r>
+      <w:r>
+        <w:rPr>
+          <w:rFonts w:ascii="Times New Roman" w:hAnsi="Times New Roman" w:cs="Times New Roman"/>
+          <w:sz w:val="28"/>
+          <w:szCs w:val="28"/>
+          <w:lang w:val="ru-RU"/>
+        </w:rPr>
+        <w:t>объект подарка</w:t>
+      </w:r>
+      <w:r>
+        <w:rPr>
+          <w:rFonts w:ascii="Times New Roman" w:hAnsi="Times New Roman" w:cs="Times New Roman"/>
+          <w:sz w:val="28"/>
+          <w:szCs w:val="28"/>
+          <w:lang w:val="ru-RU"/>
+        </w:rPr>
+        <w:t>,</w:t>
+      </w:r>
+      <w:r>
+        <w:rPr>
+          <w:rFonts w:ascii="Times New Roman" w:hAnsi="Times New Roman" w:cs="Times New Roman"/>
+          <w:sz w:val="28"/>
+          <w:szCs w:val="28"/>
+          <w:lang w:val="ru-RU"/>
+        </w:rPr>
+        <w:t xml:space="preserve"> используется везде: инвентарь</w:t>
+      </w:r>
+      <w:r>
+        <w:rPr>
+          <w:rFonts w:ascii="Times New Roman" w:hAnsi="Times New Roman" w:cs="Times New Roman"/>
+          <w:sz w:val="28"/>
+          <w:szCs w:val="28"/>
+          <w:lang w:val="ru-RU"/>
+        </w:rPr>
+        <w:t>,</w:t>
+      </w:r>
+      <w:r>
+        <w:rPr>
+          <w:rFonts w:ascii="Times New Roman" w:hAnsi="Times New Roman" w:cs="Times New Roman"/>
+          <w:sz w:val="28"/>
+          <w:szCs w:val="28"/>
+          <w:lang w:val="ru-RU"/>
+        </w:rPr>
+        <w:t xml:space="preserve"> кейсы</w:t>
+      </w:r>
+      <w:r>
+        <w:rPr>
+          <w:rFonts w:ascii="Times New Roman" w:hAnsi="Times New Roman" w:cs="Times New Roman"/>
+          <w:sz w:val="28"/>
+          <w:szCs w:val="28"/>
+          <w:lang w:val="ru-RU"/>
+        </w:rPr>
+        <w:t>,</w:t>
+      </w:r>
+      <w:r>
+        <w:rPr>
+          <w:rFonts w:ascii="Times New Roman" w:hAnsi="Times New Roman" w:cs="Times New Roman"/>
+          <w:sz w:val="28"/>
+          <w:szCs w:val="28"/>
+          <w:lang w:val="ru-RU"/>
+        </w:rPr>
+        <w:t xml:space="preserve"> получение подарка</w:t>
+      </w:r>
+      <w:r>
+        <w:rPr>
+          <w:rFonts w:ascii="Times New Roman" w:hAnsi="Times New Roman" w:cs="Times New Roman"/>
+          <w:sz w:val="28"/>
+          <w:szCs w:val="28"/>
+          <w:lang w:val="ru-RU"/>
+        </w:rPr>
+        <w:t>,</w:t>
+      </w:r>
+      <w:r>
+        <w:rPr>
+          <w:rFonts w:ascii="Times New Roman" w:hAnsi="Times New Roman" w:cs="Times New Roman"/>
+          <w:sz w:val="28"/>
+          <w:szCs w:val="28"/>
+          <w:lang w:val="ru-RU"/>
+        </w:rPr>
+        <w:t xml:space="preserve"> ставка и </w:t>
+      </w:r>
+      <w:proofErr w:type="spellStart"/>
+      <w:r>
+        <w:rPr>
+          <w:rFonts w:ascii="Times New Roman" w:hAnsi="Times New Roman" w:cs="Times New Roman"/>
+          <w:sz w:val="28"/>
+          <w:szCs w:val="28"/>
+          <w:lang w:val="ru-RU"/>
+        </w:rPr>
+        <w:t>тд</w:t>
+      </w:r>
+      <w:proofErr w:type="spellEnd"/>
+    </w:p>
+    <w:p>
+      <w:pPr>
+        <w:rPr>
+          <w:rFonts w:ascii="Times New Roman" w:hAnsi="Times New Roman" w:cs="Times New Roman"/>
+          <w:sz w:val="28"/>
+          <w:szCs w:val="28"/>
+          <w:lang w:val="ru-RU"/>
+        </w:rPr>
+      </w:pPr>
+      <w:proofErr w:type="spellStart"/>
+      <w:r>
+        <w:rPr>
+          <w:rFonts w:ascii="Times New Roman" w:hAnsi="Times New Roman" w:cs="Times New Roman"/>
+          <w:sz w:val="28"/>
+          <w:szCs w:val="28"/>
+          <w:lang w:val="en-US"/>
+        </w:rPr>
+        <w:t>BalanceButton</w:t>
+      </w:r>
+      <w:proofErr w:type="spellEnd"/>
+      <w:r>
+        <w:rPr>
+          <w:rFonts w:ascii="Times New Roman" w:hAnsi="Times New Roman" w:cs="Times New Roman"/>
+          <w:sz w:val="28"/>
+          <w:szCs w:val="28"/>
+          <w:lang w:val="ru-RU"/>
+        </w:rPr>
+        <w:t xml:space="preserve"> – </w:t>
+      </w:r>
+      <w:r>
+        <w:rPr>
+          <w:rFonts w:ascii="Times New Roman" w:hAnsi="Times New Roman" w:cs="Times New Roman"/>
+          <w:sz w:val="28"/>
+          <w:szCs w:val="28"/>
+          <w:lang w:val="ru-RU"/>
+        </w:rPr>
+        <w:t>кнопка пополнения баланса</w:t>
+      </w:r>
+      <w:r>
+        <w:rPr>
+          <w:rFonts w:ascii="Times New Roman" w:hAnsi="Times New Roman" w:cs="Times New Roman"/>
+          <w:sz w:val="28"/>
+          <w:szCs w:val="28"/>
+          <w:lang w:val="ru-RU"/>
+        </w:rPr>
+        <w:t xml:space="preserve">, </w:t>
+      </w:r>
+      <w:r>
+        <w:rPr>
+          <w:rFonts w:ascii="Times New Roman" w:hAnsi="Times New Roman" w:cs="Times New Roman"/>
+          <w:sz w:val="28"/>
+          <w:szCs w:val="28"/>
+          <w:lang w:val="ru-RU"/>
+        </w:rPr>
+        <w:t>выделил в компонент</w:t>
+      </w:r>
+      <w:r>
+        <w:rPr>
+          <w:rFonts w:ascii="Times New Roman" w:hAnsi="Times New Roman" w:cs="Times New Roman"/>
+          <w:sz w:val="28"/>
+          <w:szCs w:val="28"/>
+          <w:lang w:val="ru-RU"/>
+        </w:rPr>
+        <w:t>,</w:t>
+      </w:r>
+      <w:r>
+        <w:rPr>
+          <w:rFonts w:ascii="Times New Roman" w:hAnsi="Times New Roman" w:cs="Times New Roman"/>
+          <w:sz w:val="28"/>
+          <w:szCs w:val="28"/>
+          <w:lang w:val="ru-RU"/>
+        </w:rPr>
+        <w:t xml:space="preserve"> так как используется на каждой странице и легче прописать один раз</w:t>
       </w:r>
     </w:p>
     <w:sectPr>
@@ -230,6 +1757,273 @@
       <w:rPr>
         <w:rFonts w:ascii="Symbol" w:hAnsi="Symbol" w:hint="default"/>
       </w:rPr>
+    </w:lvl>
+  </w:abstractNum>
+  <w:abstractNum w:abstractNumId="10" w15:restartNumberingAfterBreak="0">
+    <w:nsid w:val="10CB61AD"/>
+    <w:multiLevelType w:val="hybridMultilevel"/>
+    <w:tmpl w:val="D12E488C"/>
+    <w:lvl w:ilvl="0" w:tplc="D2E42452">
+      <w:start w:val="1"/>
+      <w:numFmt w:val="decimal"/>
+      <w:lvlText w:val="%1."/>
+      <w:lvlJc w:val="left"/>
+      <w:pPr>
+        <w:ind w:left="1080" w:hanging="360"/>
+      </w:pPr>
+      <w:rPr>
+        <w:rFonts w:hint="default"/>
+      </w:rPr>
+    </w:lvl>
+    <w:lvl w:ilvl="1" w:tplc="48090019" w:tentative="1">
+      <w:start w:val="1"/>
+      <w:numFmt w:val="lowerLetter"/>
+      <w:lvlText w:val="%2."/>
+      <w:lvlJc w:val="left"/>
+      <w:pPr>
+        <w:ind w:left="1800" w:hanging="360"/>
+      </w:pPr>
+    </w:lvl>
+    <w:lvl w:ilvl="2" w:tplc="4809001B" w:tentative="1">
+      <w:start w:val="1"/>
+      <w:numFmt w:val="lowerRoman"/>
+      <w:lvlText w:val="%3."/>
+      <w:lvlJc w:val="right"/>
+      <w:pPr>
+        <w:ind w:left="2520" w:hanging="180"/>
+      </w:pPr>
+    </w:lvl>
+    <w:lvl w:ilvl="3" w:tplc="4809000F" w:tentative="1">
+      <w:start w:val="1"/>
+      <w:numFmt w:val="decimal"/>
+      <w:lvlText w:val="%4."/>
+      <w:lvlJc w:val="left"/>
+      <w:pPr>
+        <w:ind w:left="3240" w:hanging="360"/>
+      </w:pPr>
+    </w:lvl>
+    <w:lvl w:ilvl="4" w:tplc="48090019" w:tentative="1">
+      <w:start w:val="1"/>
+      <w:numFmt w:val="lowerLetter"/>
+      <w:lvlText w:val="%5."/>
+      <w:lvlJc w:val="left"/>
+      <w:pPr>
+        <w:ind w:left="3960" w:hanging="360"/>
+      </w:pPr>
+    </w:lvl>
+    <w:lvl w:ilvl="5" w:tplc="4809001B" w:tentative="1">
+      <w:start w:val="1"/>
+      <w:numFmt w:val="lowerRoman"/>
+      <w:lvlText w:val="%6."/>
+      <w:lvlJc w:val="right"/>
+      <w:pPr>
+        <w:ind w:left="4680" w:hanging="180"/>
+      </w:pPr>
+    </w:lvl>
+    <w:lvl w:ilvl="6" w:tplc="4809000F" w:tentative="1">
+      <w:start w:val="1"/>
+      <w:numFmt w:val="decimal"/>
+      <w:lvlText w:val="%7."/>
+      <w:lvlJc w:val="left"/>
+      <w:pPr>
+        <w:ind w:left="5400" w:hanging="360"/>
+      </w:pPr>
+    </w:lvl>
+    <w:lvl w:ilvl="7" w:tplc="48090019" w:tentative="1">
+      <w:start w:val="1"/>
+      <w:numFmt w:val="lowerLetter"/>
+      <w:lvlText w:val="%8."/>
+      <w:lvlJc w:val="left"/>
+      <w:pPr>
+        <w:ind w:left="6120" w:hanging="360"/>
+      </w:pPr>
+    </w:lvl>
+    <w:lvl w:ilvl="8" w:tplc="4809001B" w:tentative="1">
+      <w:start w:val="1"/>
+      <w:numFmt w:val="lowerRoman"/>
+      <w:lvlText w:val="%9."/>
+      <w:lvlJc w:val="right"/>
+      <w:pPr>
+        <w:ind w:left="6840" w:hanging="180"/>
+      </w:pPr>
+    </w:lvl>
+  </w:abstractNum>
+  <w:abstractNum w:abstractNumId="11" w15:restartNumberingAfterBreak="0">
+    <w:nsid w:val="12F60FC2"/>
+    <w:multiLevelType w:val="hybridMultilevel"/>
+    <w:tmpl w:val="50AADC78"/>
+    <w:lvl w:ilvl="0" w:tplc="4809000F">
+      <w:start w:val="1"/>
+      <w:numFmt w:val="decimal"/>
+      <w:lvlText w:val="%1."/>
+      <w:lvlJc w:val="left"/>
+      <w:pPr>
+        <w:ind w:left="720" w:hanging="360"/>
+      </w:pPr>
+      <w:rPr>
+        <w:rFonts w:hint="default"/>
+      </w:rPr>
+    </w:lvl>
+    <w:lvl w:ilvl="1" w:tplc="48090019" w:tentative="1">
+      <w:start w:val="1"/>
+      <w:numFmt w:val="lowerLetter"/>
+      <w:lvlText w:val="%2."/>
+      <w:lvlJc w:val="left"/>
+      <w:pPr>
+        <w:ind w:left="1440" w:hanging="360"/>
+      </w:pPr>
+    </w:lvl>
+    <w:lvl w:ilvl="2" w:tplc="4809001B" w:tentative="1">
+      <w:start w:val="1"/>
+      <w:numFmt w:val="lowerRoman"/>
+      <w:lvlText w:val="%3."/>
+      <w:lvlJc w:val="right"/>
+      <w:pPr>
+        <w:ind w:left="2160" w:hanging="180"/>
+      </w:pPr>
+    </w:lvl>
+    <w:lvl w:ilvl="3" w:tplc="4809000F" w:tentative="1">
+      <w:start w:val="1"/>
+      <w:numFmt w:val="decimal"/>
+      <w:lvlText w:val="%4."/>
+      <w:lvlJc w:val="left"/>
+      <w:pPr>
+        <w:ind w:left="2880" w:hanging="360"/>
+      </w:pPr>
+    </w:lvl>
+    <w:lvl w:ilvl="4" w:tplc="48090019" w:tentative="1">
+      <w:start w:val="1"/>
+      <w:numFmt w:val="lowerLetter"/>
+      <w:lvlText w:val="%5."/>
+      <w:lvlJc w:val="left"/>
+      <w:pPr>
+        <w:ind w:left="3600" w:hanging="360"/>
+      </w:pPr>
+    </w:lvl>
+    <w:lvl w:ilvl="5" w:tplc="4809001B" w:tentative="1">
+      <w:start w:val="1"/>
+      <w:numFmt w:val="lowerRoman"/>
+      <w:lvlText w:val="%6."/>
+      <w:lvlJc w:val="right"/>
+      <w:pPr>
+        <w:ind w:left="4320" w:hanging="180"/>
+      </w:pPr>
+    </w:lvl>
+    <w:lvl w:ilvl="6" w:tplc="4809000F" w:tentative="1">
+      <w:start w:val="1"/>
+      <w:numFmt w:val="decimal"/>
+      <w:lvlText w:val="%7."/>
+      <w:lvlJc w:val="left"/>
+      <w:pPr>
+        <w:ind w:left="5040" w:hanging="360"/>
+      </w:pPr>
+    </w:lvl>
+    <w:lvl w:ilvl="7" w:tplc="48090019" w:tentative="1">
+      <w:start w:val="1"/>
+      <w:numFmt w:val="lowerLetter"/>
+      <w:lvlText w:val="%8."/>
+      <w:lvlJc w:val="left"/>
+      <w:pPr>
+        <w:ind w:left="5760" w:hanging="360"/>
+      </w:pPr>
+    </w:lvl>
+    <w:lvl w:ilvl="8" w:tplc="4809001B" w:tentative="1">
+      <w:start w:val="1"/>
+      <w:numFmt w:val="lowerRoman"/>
+      <w:lvlText w:val="%9."/>
+      <w:lvlJc w:val="right"/>
+      <w:pPr>
+        <w:ind w:left="6480" w:hanging="180"/>
+      </w:pPr>
+    </w:lvl>
+  </w:abstractNum>
+  <w:abstractNum w:abstractNumId="12" w15:restartNumberingAfterBreak="0">
+    <w:nsid w:val="245E5EAB"/>
+    <w:multiLevelType w:val="hybridMultilevel"/>
+    <w:tmpl w:val="4D7E57D0"/>
+    <w:lvl w:ilvl="0" w:tplc="62502E1C">
+      <w:start w:val="1"/>
+      <w:numFmt w:val="decimal"/>
+      <w:lvlText w:val="%1."/>
+      <w:lvlJc w:val="left"/>
+      <w:pPr>
+        <w:ind w:left="1080" w:hanging="360"/>
+      </w:pPr>
+      <w:rPr>
+        <w:rFonts w:hint="default"/>
+      </w:rPr>
+    </w:lvl>
+    <w:lvl w:ilvl="1" w:tplc="48090019" w:tentative="1">
+      <w:start w:val="1"/>
+      <w:numFmt w:val="lowerLetter"/>
+      <w:lvlText w:val="%2."/>
+      <w:lvlJc w:val="left"/>
+      <w:pPr>
+        <w:ind w:left="1800" w:hanging="360"/>
+      </w:pPr>
+    </w:lvl>
+    <w:lvl w:ilvl="2" w:tplc="4809001B" w:tentative="1">
+      <w:start w:val="1"/>
+      <w:numFmt w:val="lowerRoman"/>
+      <w:lvlText w:val="%3."/>
+      <w:lvlJc w:val="right"/>
+      <w:pPr>
+        <w:ind w:left="2520" w:hanging="180"/>
+      </w:pPr>
+    </w:lvl>
+    <w:lvl w:ilvl="3" w:tplc="4809000F" w:tentative="1">
+      <w:start w:val="1"/>
+      <w:numFmt w:val="decimal"/>
+      <w:lvlText w:val="%4."/>
+      <w:lvlJc w:val="left"/>
+      <w:pPr>
+        <w:ind w:left="3240" w:hanging="360"/>
+      </w:pPr>
+    </w:lvl>
+    <w:lvl w:ilvl="4" w:tplc="48090019" w:tentative="1">
+      <w:start w:val="1"/>
+      <w:numFmt w:val="lowerLetter"/>
+      <w:lvlText w:val="%5."/>
+      <w:lvlJc w:val="left"/>
+      <w:pPr>
+        <w:ind w:left="3960" w:hanging="360"/>
+      </w:pPr>
+    </w:lvl>
+    <w:lvl w:ilvl="5" w:tplc="4809001B" w:tentative="1">
+      <w:start w:val="1"/>
+      <w:numFmt w:val="lowerRoman"/>
+      <w:lvlText w:val="%6."/>
+      <w:lvlJc w:val="right"/>
+      <w:pPr>
+        <w:ind w:left="4680" w:hanging="180"/>
+      </w:pPr>
+    </w:lvl>
+    <w:lvl w:ilvl="6" w:tplc="4809000F" w:tentative="1">
+      <w:start w:val="1"/>
+      <w:numFmt w:val="decimal"/>
+      <w:lvlText w:val="%7."/>
+      <w:lvlJc w:val="left"/>
+      <w:pPr>
+        <w:ind w:left="5400" w:hanging="360"/>
+      </w:pPr>
+    </w:lvl>
+    <w:lvl w:ilvl="7" w:tplc="48090019" w:tentative="1">
+      <w:start w:val="1"/>
+      <w:numFmt w:val="lowerLetter"/>
+      <w:lvlText w:val="%8."/>
+      <w:lvlJc w:val="left"/>
+      <w:pPr>
+        <w:ind w:left="6120" w:hanging="360"/>
+      </w:pPr>
+    </w:lvl>
+    <w:lvl w:ilvl="8" w:tplc="4809001B" w:tentative="1">
+      <w:start w:val="1"/>
+      <w:numFmt w:val="lowerRoman"/>
+      <w:lvlText w:val="%9."/>
+      <w:lvlJc w:val="right"/>
+      <w:pPr>
+        <w:ind w:left="6840" w:hanging="180"/>
+      </w:pPr>
     </w:lvl>
   </w:abstractNum>
   <w:num w:numId="1">
@@ -261,6 +2055,15 @@
   </w:num>
   <w:num w:numId="10">
     <w:abstractNumId w:val="0"/>
+  </w:num>
+  <w:num w:numId="11">
+    <w:abstractNumId w:val="11"/>
+  </w:num>
+  <w:num w:numId="12">
+    <w:abstractNumId w:val="10"/>
+  </w:num>
+  <w:num w:numId="13">
+    <w:abstractNumId w:val="12"/>
   </w:num>
 </w:numbering>
 </file>
@@ -746,6 +2549,17 @@
       <w:lang w:val="en-US"/>
     </w:rPr>
   </w:style>
+  <w:style w:type="paragraph" w:styleId="a3">
+    <w:name w:val="List Paragraph"/>
+    <w:basedOn w:val="a"/>
+    <w:uiPriority w:val="34"/>
+    <w:qFormat/>
+    <w:rsid w:val="002F4E92"/>
+    <w:pPr>
+      <w:ind w:left="720"/>
+      <w:contextualSpacing/>
+    </w:pPr>
+  </w:style>
 </w:styles>
 </file>
 
